--- a/hin/docx/007.content.docx
+++ b/hin/docx/007.content.docx
@@ -19,7 +19,7 @@
         <w:rPr>
           <w:lang w:val="hi_IN" w:bidi="hi_IN"/>
         </w:rPr>
-        <w:t>Resource: Tyndale Open Study Notes</w:t>
+        <w:t>Resource: Aquifer Open Study Notes (Profiles)</w:t>
       </w:r>
       <w:r>
         <w:rPr>
@@ -112,7 +112,7 @@
         <w:rPr>
           <w:lang w:val="hi_IN" w:bidi="hi_IN"/>
         </w:rPr>
-        <w:t>Tyndale Open Study Notes</w:t>
+        <w:t>Aquifer Open Study Notes (Profiles)</w:t>
       </w:r>
     </w:p>
     <w:p>

--- a/hin/docx/007.content.docx
+++ b/hin/docx/007.content.docx
@@ -233,54 +233,36 @@
         </w:rPr>
         <w:t>कालेब परमेश्वर में विश्वास का एक प्रेरणादायक उदाहरण हैं। वे कनजी यपुन्ने के पुत्र थे (</w:t>
       </w:r>
-      <w:hyperlink r:id="rId13">
-        <w:r>
-          <w:rPr>
-            <w:lang w:val="hi_IN" w:bidi="hi_IN"/>
-          </w:rPr>
-          <w:rPr>
-            <w:color w:val="0000EE"/>
-            <w:u w:val="single"/>
-          </w:rPr>
-          <w:t>यहो 14:6</w:t>
-        </w:r>
-      </w:hyperlink>
+      <w:r>
+        <w:rPr>
+          <w:lang w:val="hi_IN" w:bidi="hi_IN"/>
+        </w:rPr>
+        <w:t>यहो 14:6</w:t>
+      </w:r>
       <w:r>
         <w:rPr>
           <w:lang w:val="hi_IN" w:bidi="hi_IN"/>
         </w:rPr>
         <w:t xml:space="preserve">; </w:t>
       </w:r>
-      <w:hyperlink r:id="rId14">
-        <w:r>
-          <w:rPr>
-            <w:lang w:val="hi_IN" w:bidi="hi_IN"/>
-          </w:rPr>
-          <w:rPr>
-            <w:color w:val="0000EE"/>
-            <w:u w:val="single"/>
-          </w:rPr>
-          <w:t>गिन 32:12</w:t>
-        </w:r>
-      </w:hyperlink>
+      <w:r>
+        <w:rPr>
+          <w:lang w:val="hi_IN" w:bidi="hi_IN"/>
+        </w:rPr>
+        <w:t>गिन 32:12</w:t>
+      </w:r>
       <w:r>
         <w:rPr>
           <w:lang w:val="hi_IN" w:bidi="hi_IN"/>
         </w:rPr>
         <w:t xml:space="preserve">)। कनजी लोग नेगेव में रहते थे, जो कनान के दक्षिणी मरूभूमि क्षेत्र में है (देखें </w:t>
       </w:r>
-      <w:hyperlink r:id="rId15">
-        <w:r>
-          <w:rPr>
-            <w:lang w:val="hi_IN" w:bidi="hi_IN"/>
-          </w:rPr>
-          <w:rPr>
-            <w:color w:val="0000EE"/>
-            <w:u w:val="single"/>
-          </w:rPr>
-          <w:t>उत 15:18–21</w:t>
-        </w:r>
-      </w:hyperlink>
+      <w:r>
+        <w:rPr>
+          <w:lang w:val="hi_IN" w:bidi="hi_IN"/>
+        </w:rPr>
+        <w:t>उत 15:18–21</w:t>
+      </w:r>
       <w:r>
         <w:rPr>
           <w:lang w:val="hi_IN" w:bidi="hi_IN"/>
@@ -301,54 +283,36 @@
         </w:rPr>
         <w:t>कालेब पहली बार उन बारह भेदियों में से एक के रूप में प्रकट होते हैं जिन्हें मूसा ने कनान की भूमि का भेद लेने के लिए भेजा था। लौटने पर, सभी बारह ने पुष्टि की कि भूमि उत्तम थी, लेकिन दस भेदियों ने इसके भयानक निवासियों पर ध्यान केन्द्रित किया (</w:t>
       </w:r>
-      <w:hyperlink r:id="rId16">
-        <w:r>
-          <w:rPr>
-            <w:lang w:val="hi_IN" w:bidi="hi_IN"/>
-          </w:rPr>
-          <w:rPr>
-            <w:color w:val="0000EE"/>
-            <w:u w:val="single"/>
-          </w:rPr>
-          <w:t>गिन 13:31–33</w:t>
-        </w:r>
-      </w:hyperlink>
+      <w:r>
+        <w:rPr>
+          <w:lang w:val="hi_IN" w:bidi="hi_IN"/>
+        </w:rPr>
+        <w:t>गिन 13:31–33</w:t>
+      </w:r>
       <w:r>
         <w:rPr>
           <w:lang w:val="hi_IN" w:bidi="hi_IN"/>
         </w:rPr>
         <w:t>)। केवल यहोशू और कालेब ने विश्वास किया कि कनानियों को जीतने में परमेश्वर इस्राएलियों की सहायता करेंगे (</w:t>
       </w:r>
-      <w:hyperlink r:id="rId17">
-        <w:r>
-          <w:rPr>
-            <w:lang w:val="hi_IN" w:bidi="hi_IN"/>
-          </w:rPr>
-          <w:rPr>
-            <w:color w:val="0000EE"/>
-            <w:u w:val="single"/>
-          </w:rPr>
-          <w:t>गिन 14:6–9</w:t>
-        </w:r>
-      </w:hyperlink>
+      <w:r>
+        <w:rPr>
+          <w:lang w:val="hi_IN" w:bidi="hi_IN"/>
+        </w:rPr>
+        <w:t>गिन 14:6–9</w:t>
+      </w:r>
       <w:r>
         <w:rPr>
           <w:lang w:val="hi_IN" w:bidi="hi_IN"/>
         </w:rPr>
         <w:t>), और इस्राएलियों को तुरन्त चढाई करने की सलाह दी (</w:t>
       </w:r>
-      <w:hyperlink r:id="rId18">
-        <w:r>
-          <w:rPr>
-            <w:lang w:val="hi_IN" w:bidi="hi_IN"/>
-          </w:rPr>
-          <w:rPr>
-            <w:color w:val="0000EE"/>
-            <w:u w:val="single"/>
-          </w:rPr>
-          <w:t>गिन 13:30</w:t>
-        </w:r>
-      </w:hyperlink>
+      <w:r>
+        <w:rPr>
+          <w:lang w:val="hi_IN" w:bidi="hi_IN"/>
+        </w:rPr>
+        <w:t>गिन 13:30</w:t>
+      </w:r>
       <w:r>
         <w:rPr>
           <w:lang w:val="hi_IN" w:bidi="hi_IN"/>
@@ -381,36 +345,24 @@
         </w:rPr>
         <w:t xml:space="preserve"> का प्रयास किया (</w:t>
       </w:r>
-      <w:hyperlink r:id="rId19">
-        <w:r>
-          <w:rPr>
-            <w:lang w:val="hi_IN" w:bidi="hi_IN"/>
-          </w:rPr>
-          <w:rPr>
-            <w:color w:val="0000EE"/>
-            <w:u w:val="single"/>
-          </w:rPr>
-          <w:t>गिन 14:10</w:t>
-        </w:r>
-      </w:hyperlink>
+      <w:r>
+        <w:rPr>
+          <w:lang w:val="hi_IN" w:bidi="hi_IN"/>
+        </w:rPr>
+        <w:t>गिन 14:10</w:t>
+      </w:r>
       <w:r>
         <w:rPr>
           <w:lang w:val="hi_IN" w:bidi="hi_IN"/>
         </w:rPr>
         <w:t>)। लेकिन परमेश्वर ने उनकी रक्षा की और लोगों को दण्डित किया (</w:t>
       </w:r>
-      <w:hyperlink r:id="rId20">
-        <w:r>
-          <w:rPr>
-            <w:lang w:val="hi_IN" w:bidi="hi_IN"/>
-          </w:rPr>
-          <w:rPr>
-            <w:color w:val="0000EE"/>
-            <w:u w:val="single"/>
-          </w:rPr>
-          <w:t>गिन 14:11–38</w:t>
-        </w:r>
-      </w:hyperlink>
+      <w:r>
+        <w:rPr>
+          <w:lang w:val="hi_IN" w:bidi="hi_IN"/>
+        </w:rPr>
+        <w:t>गिन 14:11–38</w:t>
+      </w:r>
       <w:r>
         <w:rPr>
           <w:lang w:val="hi_IN" w:bidi="hi_IN"/>
@@ -431,72 +383,48 @@
         </w:rPr>
         <w:t>कई वर्षों तक जंगल में रहने और अनेक लड़ाइयाँ लड़ने के बाद, कालेब को वादा की गई भूमि में अपनी विरासत प्राप्त हुई (</w:t>
       </w:r>
-      <w:hyperlink r:id="rId21">
-        <w:r>
-          <w:rPr>
-            <w:lang w:val="hi_IN" w:bidi="hi_IN"/>
-          </w:rPr>
-          <w:rPr>
-            <w:color w:val="0000EE"/>
-            <w:u w:val="single"/>
-          </w:rPr>
-          <w:t>यहो 14:6–15</w:t>
-        </w:r>
-      </w:hyperlink>
+      <w:r>
+        <w:rPr>
+          <w:lang w:val="hi_IN" w:bidi="hi_IN"/>
+        </w:rPr>
+        <w:t>यहो 14:6–15</w:t>
+      </w:r>
       <w:r>
         <w:rPr>
           <w:lang w:val="hi_IN" w:bidi="hi_IN"/>
         </w:rPr>
         <w:t>)। कालेब का विश्वास पैंतालीस वर्षों तक अटल बना रहा। उनकी कहानी उनके चरित्र और परमेश्वर में उनके दृढ़ विश्वास को प्रकट करती है। यद्यपि कालेब पचासी वर्ष के थे, फिर भी वे मजबूत और युद्ध करने में सक्षम थे। कालेब ने विशालकाय अनाकियों को बाहर निकाला जिन्होंने पहले के भेदियों को भयभीत किया था और हेब्रोन को अपनी भूमि के रूप में प्राप्त किया, (</w:t>
       </w:r>
-      <w:hyperlink r:id="rId22">
-        <w:r>
-          <w:rPr>
-            <w:lang w:val="hi_IN" w:bidi="hi_IN"/>
-          </w:rPr>
-          <w:rPr>
-            <w:color w:val="0000EE"/>
-            <w:u w:val="single"/>
-          </w:rPr>
-          <w:t>यहो 15:13–14</w:t>
-        </w:r>
-      </w:hyperlink>
+      <w:r>
+        <w:rPr>
+          <w:lang w:val="hi_IN" w:bidi="hi_IN"/>
+        </w:rPr>
+        <w:t>यहो 15:13–14</w:t>
+      </w:r>
       <w:r>
         <w:rPr>
           <w:lang w:val="hi_IN" w:bidi="hi_IN"/>
         </w:rPr>
         <w:t xml:space="preserve">; देखें </w:t>
       </w:r>
-      <w:hyperlink r:id="rId23">
-        <w:r>
-          <w:rPr>
-            <w:lang w:val="hi_IN" w:bidi="hi_IN"/>
-          </w:rPr>
-          <w:rPr>
-            <w:color w:val="0000EE"/>
-            <w:u w:val="single"/>
-          </w:rPr>
-          <w:t>गिन 13:28</w:t>
-        </w:r>
-      </w:hyperlink>
+      <w:r>
+        <w:rPr>
+          <w:lang w:val="hi_IN" w:bidi="hi_IN"/>
+        </w:rPr>
+        <w:t>गिन 13:28</w:t>
+      </w:r>
       <w:r>
         <w:rPr>
           <w:lang w:val="hi_IN" w:bidi="hi_IN"/>
         </w:rPr>
         <w:t xml:space="preserve">, </w:t>
       </w:r>
-      <w:hyperlink r:id="rId24">
-        <w:r>
-          <w:rPr>
-            <w:lang w:val="hi_IN" w:bidi="hi_IN"/>
-          </w:rPr>
-          <w:rPr>
-            <w:color w:val="0000EE"/>
-            <w:u w:val="single"/>
-          </w:rPr>
-          <w:t>33</w:t>
-        </w:r>
-      </w:hyperlink>
+      <w:r>
+        <w:rPr>
+          <w:lang w:val="hi_IN" w:bidi="hi_IN"/>
+        </w:rPr>
+        <w:t>33</w:t>
+      </w:r>
       <w:r>
         <w:rPr>
           <w:lang w:val="hi_IN" w:bidi="hi_IN"/>
@@ -517,36 +445,24 @@
         </w:rPr>
         <w:t>कालेब हेब्रोन नगर में रहते थे, जो यरूशलेम से लगभग बीस मील दक्षिण में स्थित था। यह नगर कनजी लोगों के निवास स्थान के पास था। बाद में, हेब्रोन एक विशेष नगर बन गया जहाँ लेवियों (याजकों) का निवास था और जहाँ लोग शरण के लिए जा सकते थे (</w:t>
       </w:r>
-      <w:hyperlink r:id="rId25">
-        <w:r>
-          <w:rPr>
-            <w:lang w:val="hi_IN" w:bidi="hi_IN"/>
-          </w:rPr>
-          <w:rPr>
-            <w:color w:val="0000EE"/>
-            <w:u w:val="single"/>
-          </w:rPr>
-          <w:t>यहो 21:13</w:t>
-        </w:r>
-      </w:hyperlink>
+      <w:r>
+        <w:rPr>
+          <w:lang w:val="hi_IN" w:bidi="hi_IN"/>
+        </w:rPr>
+        <w:t>यहो 21:13</w:t>
+      </w:r>
       <w:r>
         <w:rPr>
           <w:lang w:val="hi_IN" w:bidi="hi_IN"/>
         </w:rPr>
         <w:t xml:space="preserve">; </w:t>
       </w:r>
-      <w:hyperlink r:id="rId26">
-        <w:r>
-          <w:rPr>
-            <w:lang w:val="hi_IN" w:bidi="hi_IN"/>
-          </w:rPr>
-          <w:rPr>
-            <w:color w:val="0000EE"/>
-            <w:u w:val="single"/>
-          </w:rPr>
-          <w:t>1 इति 6:54–57</w:t>
-        </w:r>
-      </w:hyperlink>
+      <w:r>
+        <w:rPr>
+          <w:lang w:val="hi_IN" w:bidi="hi_IN"/>
+        </w:rPr>
+        <w:t>1 इति 6:54–57</w:t>
+      </w:r>
       <w:r>
         <w:rPr>
           <w:lang w:val="hi_IN" w:bidi="hi_IN"/>
@@ -590,180 +506,120 @@
           <w:lang w:val="hi_IN" w:bidi="hi_IN"/>
         </w:rPr>
       </w:r>
-      <w:hyperlink r:id="rId27">
-        <w:r>
-          <w:rPr>
-            <w:lang w:val="hi_IN" w:bidi="hi_IN"/>
-          </w:rPr>
-          <w:rPr>
-            <w:color w:val="0000EE"/>
-            <w:u w:val="single"/>
-          </w:rPr>
-          <w:t>गिनती 13:1–14:38</w:t>
-        </w:r>
-      </w:hyperlink>
+      <w:r>
+        <w:rPr>
+          <w:lang w:val="hi_IN" w:bidi="hi_IN"/>
+        </w:rPr>
+        <w:t>गिनती 13:1–14:38</w:t>
+      </w:r>
       <w:r>
         <w:rPr>
           <w:lang w:val="hi_IN" w:bidi="hi_IN"/>
         </w:rPr>
         <w:t xml:space="preserve">; </w:t>
       </w:r>
-      <w:hyperlink r:id="rId28">
-        <w:r>
-          <w:rPr>
-            <w:lang w:val="hi_IN" w:bidi="hi_IN"/>
-          </w:rPr>
-          <w:rPr>
-            <w:color w:val="0000EE"/>
-            <w:u w:val="single"/>
-          </w:rPr>
-          <w:t>26:65</w:t>
-        </w:r>
-      </w:hyperlink>
+      <w:r>
+        <w:rPr>
+          <w:lang w:val="hi_IN" w:bidi="hi_IN"/>
+        </w:rPr>
+        <w:t>26:65</w:t>
+      </w:r>
       <w:r>
         <w:rPr>
           <w:lang w:val="hi_IN" w:bidi="hi_IN"/>
         </w:rPr>
         <w:t xml:space="preserve">; </w:t>
       </w:r>
-      <w:hyperlink r:id="rId14">
-        <w:r>
-          <w:rPr>
-            <w:lang w:val="hi_IN" w:bidi="hi_IN"/>
-          </w:rPr>
-          <w:rPr>
-            <w:color w:val="0000EE"/>
-            <w:u w:val="single"/>
-          </w:rPr>
-          <w:t>32:12</w:t>
-        </w:r>
-      </w:hyperlink>
+      <w:r>
+        <w:rPr>
+          <w:lang w:val="hi_IN" w:bidi="hi_IN"/>
+        </w:rPr>
+        <w:t>32:12</w:t>
+      </w:r>
       <w:r>
         <w:rPr>
           <w:lang w:val="hi_IN" w:bidi="hi_IN"/>
         </w:rPr>
         <w:t xml:space="preserve">; </w:t>
       </w:r>
-      <w:hyperlink r:id="rId29">
-        <w:r>
-          <w:rPr>
-            <w:lang w:val="hi_IN" w:bidi="hi_IN"/>
-          </w:rPr>
-          <w:rPr>
-            <w:color w:val="0000EE"/>
-            <w:u w:val="single"/>
-          </w:rPr>
-          <w:t>34:19</w:t>
-        </w:r>
-      </w:hyperlink>
+      <w:r>
+        <w:rPr>
+          <w:lang w:val="hi_IN" w:bidi="hi_IN"/>
+        </w:rPr>
+        <w:t>34:19</w:t>
+      </w:r>
       <w:r>
         <w:rPr>
           <w:lang w:val="hi_IN" w:bidi="hi_IN"/>
         </w:rPr>
         <w:t xml:space="preserve">; </w:t>
       </w:r>
-      <w:hyperlink r:id="rId30">
-        <w:r>
-          <w:rPr>
-            <w:lang w:val="hi_IN" w:bidi="hi_IN"/>
-          </w:rPr>
-          <w:rPr>
-            <w:color w:val="0000EE"/>
-            <w:u w:val="single"/>
-          </w:rPr>
-          <w:t>व्यवस्थाविवरण 1:36</w:t>
-        </w:r>
-      </w:hyperlink>
+      <w:r>
+        <w:rPr>
+          <w:lang w:val="hi_IN" w:bidi="hi_IN"/>
+        </w:rPr>
+        <w:t>व्यवस्थाविवरण 1:36</w:t>
+      </w:r>
       <w:r>
         <w:rPr>
           <w:lang w:val="hi_IN" w:bidi="hi_IN"/>
         </w:rPr>
         <w:t xml:space="preserve">; </w:t>
       </w:r>
-      <w:hyperlink r:id="rId21">
-        <w:r>
-          <w:rPr>
-            <w:lang w:val="hi_IN" w:bidi="hi_IN"/>
-          </w:rPr>
-          <w:rPr>
-            <w:color w:val="0000EE"/>
-            <w:u w:val="single"/>
-          </w:rPr>
-          <w:t>यहोशू 14:6–15</w:t>
-        </w:r>
-      </w:hyperlink>
+      <w:r>
+        <w:rPr>
+          <w:lang w:val="hi_IN" w:bidi="hi_IN"/>
+        </w:rPr>
+        <w:t>यहोशू 14:6–15</w:t>
+      </w:r>
       <w:r>
         <w:rPr>
           <w:lang w:val="hi_IN" w:bidi="hi_IN"/>
         </w:rPr>
         <w:t xml:space="preserve">; </w:t>
       </w:r>
-      <w:hyperlink r:id="rId31">
-        <w:r>
-          <w:rPr>
-            <w:lang w:val="hi_IN" w:bidi="hi_IN"/>
-          </w:rPr>
-          <w:rPr>
-            <w:color w:val="0000EE"/>
-            <w:u w:val="single"/>
-          </w:rPr>
-          <w:t>15:13–19</w:t>
-        </w:r>
-      </w:hyperlink>
+      <w:r>
+        <w:rPr>
+          <w:lang w:val="hi_IN" w:bidi="hi_IN"/>
+        </w:rPr>
+        <w:t>15:13–19</w:t>
+      </w:r>
       <w:r>
         <w:rPr>
           <w:lang w:val="hi_IN" w:bidi="hi_IN"/>
         </w:rPr>
         <w:t xml:space="preserve">; </w:t>
       </w:r>
-      <w:hyperlink r:id="rId32">
-        <w:r>
-          <w:rPr>
-            <w:lang w:val="hi_IN" w:bidi="hi_IN"/>
-          </w:rPr>
-          <w:rPr>
-            <w:color w:val="0000EE"/>
-            <w:u w:val="single"/>
-          </w:rPr>
-          <w:t>न्यायियों 1:11–15</w:t>
-        </w:r>
-      </w:hyperlink>
+      <w:r>
+        <w:rPr>
+          <w:lang w:val="hi_IN" w:bidi="hi_IN"/>
+        </w:rPr>
+        <w:t>न्यायियों 1:11–15</w:t>
+      </w:r>
       <w:r>
         <w:rPr>
           <w:lang w:val="hi_IN" w:bidi="hi_IN"/>
         </w:rPr>
         <w:t xml:space="preserve">, </w:t>
       </w:r>
-      <w:hyperlink r:id="rId33">
-        <w:r>
-          <w:rPr>
-            <w:lang w:val="hi_IN" w:bidi="hi_IN"/>
-          </w:rPr>
-          <w:rPr>
-            <w:color w:val="0000EE"/>
-            <w:u w:val="single"/>
-          </w:rPr>
-          <w:t>20</w:t>
-        </w:r>
-      </w:hyperlink>
+      <w:r>
+        <w:rPr>
+          <w:lang w:val="hi_IN" w:bidi="hi_IN"/>
+        </w:rPr>
+        <w:t>20</w:t>
+      </w:r>
       <w:r>
         <w:rPr>
           <w:lang w:val="hi_IN" w:bidi="hi_IN"/>
         </w:rPr>
         <w:t xml:space="preserve">; </w:t>
       </w:r>
-      <w:hyperlink r:id="rId34">
-        <w:r>
-          <w:rPr>
-            <w:lang w:val="hi_IN" w:bidi="hi_IN"/>
-          </w:rPr>
-          <w:rPr>
-            <w:color w:val="0000EE"/>
-            <w:u w:val="single"/>
-          </w:rPr>
-          <w:t>1 इतिहास 4:15</w:t>
-        </w:r>
-      </w:hyperlink>
+      <w:r>
+        <w:rPr>
+          <w:lang w:val="hi_IN" w:bidi="hi_IN"/>
+        </w:rPr>
+        <w:t>1 इतिहास 4:15</w:t>
+      </w:r>
       <w:r>
         <w:rPr>
           <w:lang w:val="hi_IN" w:bidi="hi_IN"/>
@@ -840,36 +696,24 @@
         </w:rPr>
         <w:t>कुरिन्थुस ने दुनिया भर से व्यापारियों को आकर्षित किया, लेकिन यह विलासिता, भोग और अवगुण के लिए भी प्रसिद्ध हो गया। नगर की एक प्रतिष्ठा अनैतिकता और वेश्यावृत्ति के लिए थी, इतना कि क्रिया "कोरिन्थियनाइज" का अर्थ अनैतिक यौन व्यवहार में संलग्न होना था। कुरिन्थुस की कलीसिया ने यौन अनैतिकता के साथ चुनौतियों का सामना किया (</w:t>
       </w:r>
-      <w:hyperlink r:id="rId35">
-        <w:r>
-          <w:rPr>
-            <w:lang w:val="hi_IN" w:bidi="hi_IN"/>
-          </w:rPr>
-          <w:rPr>
-            <w:color w:val="0000EE"/>
-            <w:u w:val="single"/>
-          </w:rPr>
-          <w:t>1 कुरि 5:1–13</w:t>
-        </w:r>
-      </w:hyperlink>
+      <w:r>
+        <w:rPr>
+          <w:lang w:val="hi_IN" w:bidi="hi_IN"/>
+        </w:rPr>
+        <w:t>1 कुरि 5:1–13</w:t>
+      </w:r>
       <w:r>
         <w:rPr>
           <w:lang w:val="hi_IN" w:bidi="hi_IN"/>
         </w:rPr>
         <w:t xml:space="preserve">; </w:t>
       </w:r>
-      <w:hyperlink r:id="rId36">
-        <w:r>
-          <w:rPr>
-            <w:lang w:val="hi_IN" w:bidi="hi_IN"/>
-          </w:rPr>
-          <w:rPr>
-            <w:color w:val="0000EE"/>
-            <w:u w:val="single"/>
-          </w:rPr>
-          <w:t>6:12–20</w:t>
-        </w:r>
-      </w:hyperlink>
+      <w:r>
+        <w:rPr>
+          <w:lang w:val="hi_IN" w:bidi="hi_IN"/>
+        </w:rPr>
+        <w:t>6:12–20</w:t>
+      </w:r>
       <w:r>
         <w:rPr>
           <w:lang w:val="hi_IN" w:bidi="hi_IN"/>
@@ -890,18 +734,12 @@
         </w:rPr>
         <w:t>कुरिन्थुस, इथ्मियन खेलों के कारण भी महत्वपूर्ण था, जो 523 ई.पू. में शुरू हुए थे और हर दो साल में होते थे। इन आयोजनों में तीन प्रकार पर ध्यान केन्द्रित किया गया: अश्वारोही, व्यायामपटु, और संगीत। नए नियम के काल तक, खेलों में रथ दौड़ और अन्य रोमी खेल शामिल, और साथ ही पारम्परिक यूनानी प्रतियोगिताएं भी थी। पौलुस ने इन एथलेटिक प्रतियोगिताओं का उल्लेख किया, जिसमें दौड़ और मुक्केबाजी दोनों का जिक्र किया (</w:t>
       </w:r>
-      <w:hyperlink r:id="rId37">
-        <w:r>
-          <w:rPr>
-            <w:lang w:val="hi_IN" w:bidi="hi_IN"/>
-          </w:rPr>
-          <w:rPr>
-            <w:color w:val="0000EE"/>
-            <w:u w:val="single"/>
-          </w:rPr>
-          <w:t>1 कुरि 9:24–26</w:t>
-        </w:r>
-      </w:hyperlink>
+      <w:r>
+        <w:rPr>
+          <w:lang w:val="hi_IN" w:bidi="hi_IN"/>
+        </w:rPr>
+        <w:t>1 कुरि 9:24–26</w:t>
+      </w:r>
       <w:r>
         <w:rPr>
           <w:lang w:val="hi_IN" w:bidi="hi_IN"/>
@@ -922,18 +760,12 @@
         </w:rPr>
         <w:t>अधिकांश रोमी नगरों में, संगमरमर के भव्य मन्दिर दिखाई देते थे। देवताओं की पूजा करना और उनके भोज में शामिल होना कुरिन्थुस में जीवन का एक महत्वपूर्ण हिस्सा था। कुरिन्थुस की कलीसिया इन अन्यजाति भोजों के साथ संघर्ष कर रही थी (</w:t>
       </w:r>
-      <w:hyperlink r:id="rId38">
-        <w:r>
-          <w:rPr>
-            <w:lang w:val="hi_IN" w:bidi="hi_IN"/>
-          </w:rPr>
-          <w:rPr>
-            <w:color w:val="0000EE"/>
-            <w:u w:val="single"/>
-          </w:rPr>
-          <w:t>1 कुरि 8:1–10:33</w:t>
-        </w:r>
-      </w:hyperlink>
+      <w:r>
+        <w:rPr>
+          <w:lang w:val="hi_IN" w:bidi="hi_IN"/>
+        </w:rPr>
+        <w:t>1 कुरि 8:1–10:33</w:t>
+      </w:r>
       <w:r>
         <w:rPr>
           <w:lang w:val="hi_IN" w:bidi="hi_IN"/>
@@ -954,54 +786,36 @@
         </w:rPr>
         <w:t xml:space="preserve">विस्थापित यहूदियों का एक बड़ा दल भी नगर में बस गया था। कई लोग सम्राट क्लौदियुस द्वारा रोम से यहूदियों को निष्कासित करने के बाद आए हो सकते हैं (देखें </w:t>
       </w:r>
-      <w:hyperlink r:id="rId39">
-        <w:r>
-          <w:rPr>
-            <w:lang w:val="hi_IN" w:bidi="hi_IN"/>
-          </w:rPr>
-          <w:rPr>
-            <w:color w:val="0000EE"/>
-            <w:u w:val="single"/>
-          </w:rPr>
-          <w:t>प्रेरि 18:2</w:t>
-        </w:r>
-      </w:hyperlink>
+      <w:r>
+        <w:rPr>
+          <w:lang w:val="hi_IN" w:bidi="hi_IN"/>
+        </w:rPr>
+        <w:t>प्रेरि 18:2</w:t>
+      </w:r>
       <w:r>
         <w:rPr>
           <w:lang w:val="hi_IN" w:bidi="hi_IN"/>
         </w:rPr>
         <w:t>)। जब पौलुस अपनी दूसरी मिशनरी यात्रा पर कुरिन्थुस गए, तो उन्होंने अक्विला और प्रिस्किल्ला से मुलाकात की। वे उनके करीबी मित्र और सहकर्मी बन गए (</w:t>
       </w:r>
-      <w:hyperlink r:id="rId40">
-        <w:r>
-          <w:rPr>
-            <w:lang w:val="hi_IN" w:bidi="hi_IN"/>
-          </w:rPr>
-          <w:rPr>
-            <w:color w:val="0000EE"/>
-            <w:u w:val="single"/>
-          </w:rPr>
-          <w:t>प्रेरि 18:1–3</w:t>
-        </w:r>
-      </w:hyperlink>
+      <w:r>
+        <w:rPr>
+          <w:lang w:val="hi_IN" w:bidi="hi_IN"/>
+        </w:rPr>
+        <w:t>प्रेरि 18:1–3</w:t>
+      </w:r>
       <w:r>
         <w:rPr>
           <w:lang w:val="hi_IN" w:bidi="hi_IN"/>
         </w:rPr>
         <w:t>)। पौलुस कुरिन्थुस में डेढ़ वर्ष से अधिक समय तक परमेश्वर का वचन सिखाते हुए रहे (</w:t>
       </w:r>
-      <w:hyperlink r:id="rId41">
-        <w:r>
-          <w:rPr>
-            <w:lang w:val="hi_IN" w:bidi="hi_IN"/>
-          </w:rPr>
-          <w:rPr>
-            <w:color w:val="0000EE"/>
-            <w:u w:val="single"/>
-          </w:rPr>
-          <w:t>प्रेरि 18:11</w:t>
-        </w:r>
-      </w:hyperlink>
+      <w:r>
+        <w:rPr>
+          <w:lang w:val="hi_IN" w:bidi="hi_IN"/>
+        </w:rPr>
+        <w:t>प्रेरि 18:11</w:t>
+      </w:r>
       <w:r>
         <w:rPr>
           <w:lang w:val="hi_IN" w:bidi="hi_IN"/>
@@ -1045,108 +859,72 @@
           <w:lang w:val="hi_IN" w:bidi="hi_IN"/>
         </w:rPr>
       </w:r>
-      <w:hyperlink r:id="rId42">
-        <w:r>
-          <w:rPr>
-            <w:lang w:val="hi_IN" w:bidi="hi_IN"/>
-          </w:rPr>
-          <w:rPr>
-            <w:color w:val="0000EE"/>
-            <w:u w:val="single"/>
-          </w:rPr>
-          <w:t>प्रेरितों के काम 18:1–18</w:t>
-        </w:r>
-      </w:hyperlink>
+      <w:r>
+        <w:rPr>
+          <w:lang w:val="hi_IN" w:bidi="hi_IN"/>
+        </w:rPr>
+        <w:t>प्रेरितों के काम 18:1–18</w:t>
+      </w:r>
       <w:r>
         <w:rPr>
           <w:lang w:val="hi_IN" w:bidi="hi_IN"/>
         </w:rPr>
         <w:t xml:space="preserve">; </w:t>
       </w:r>
-      <w:hyperlink r:id="rId43">
-        <w:r>
-          <w:rPr>
-            <w:lang w:val="hi_IN" w:bidi="hi_IN"/>
-          </w:rPr>
-          <w:rPr>
-            <w:color w:val="0000EE"/>
-            <w:u w:val="single"/>
-          </w:rPr>
-          <w:t>1 कुरिन्थियों 1:1–2</w:t>
-        </w:r>
-      </w:hyperlink>
+      <w:r>
+        <w:rPr>
+          <w:lang w:val="hi_IN" w:bidi="hi_IN"/>
+        </w:rPr>
+        <w:t>1 कुरिन्थियों 1:1–2</w:t>
+      </w:r>
       <w:r>
         <w:rPr>
           <w:lang w:val="hi_IN" w:bidi="hi_IN"/>
         </w:rPr>
         <w:t xml:space="preserve">; </w:t>
       </w:r>
-      <w:hyperlink r:id="rId44">
-        <w:r>
-          <w:rPr>
-            <w:lang w:val="hi_IN" w:bidi="hi_IN"/>
-          </w:rPr>
-          <w:rPr>
-            <w:color w:val="0000EE"/>
-            <w:u w:val="single"/>
-          </w:rPr>
-          <w:t>16:5–20</w:t>
-        </w:r>
-      </w:hyperlink>
+      <w:r>
+        <w:rPr>
+          <w:lang w:val="hi_IN" w:bidi="hi_IN"/>
+        </w:rPr>
+        <w:t>16:5–20</w:t>
+      </w:r>
       <w:r>
         <w:rPr>
           <w:lang w:val="hi_IN" w:bidi="hi_IN"/>
         </w:rPr>
         <w:t xml:space="preserve">; </w:t>
       </w:r>
-      <w:hyperlink r:id="rId45">
-        <w:r>
-          <w:rPr>
-            <w:lang w:val="hi_IN" w:bidi="hi_IN"/>
-          </w:rPr>
-          <w:rPr>
-            <w:color w:val="0000EE"/>
-            <w:u w:val="single"/>
-          </w:rPr>
-          <w:t>2 कुरिन्थियों 1:1</w:t>
-        </w:r>
-      </w:hyperlink>
+      <w:r>
+        <w:rPr>
+          <w:lang w:val="hi_IN" w:bidi="hi_IN"/>
+        </w:rPr>
+        <w:t>2 कुरिन्थियों 1:1</w:t>
+      </w:r>
       <w:r>
         <w:rPr>
           <w:lang w:val="hi_IN" w:bidi="hi_IN"/>
         </w:rPr>
         <w:t xml:space="preserve">; </w:t>
       </w:r>
-      <w:hyperlink r:id="rId46">
-        <w:r>
-          <w:rPr>
-            <w:lang w:val="hi_IN" w:bidi="hi_IN"/>
-          </w:rPr>
-          <w:rPr>
-            <w:color w:val="0000EE"/>
-            <w:u w:val="single"/>
-          </w:rPr>
-          <w:t>13:1</w:t>
-        </w:r>
-      </w:hyperlink>
+      <w:r>
+        <w:rPr>
+          <w:lang w:val="hi_IN" w:bidi="hi_IN"/>
+        </w:rPr>
+        <w:t>13:1</w:t>
+      </w:r>
       <w:r>
         <w:rPr>
           <w:lang w:val="hi_IN" w:bidi="hi_IN"/>
         </w:rPr>
         <w:t xml:space="preserve">; </w:t>
       </w:r>
-      <w:hyperlink r:id="rId47">
-        <w:r>
-          <w:rPr>
-            <w:lang w:val="hi_IN" w:bidi="hi_IN"/>
-          </w:rPr>
-          <w:rPr>
-            <w:color w:val="0000EE"/>
-            <w:u w:val="single"/>
-          </w:rPr>
-          <w:t>2 तीमुथियुस 4:20</w:t>
-        </w:r>
-      </w:hyperlink>
+      <w:r>
+        <w:rPr>
+          <w:lang w:val="hi_IN" w:bidi="hi_IN"/>
+        </w:rPr>
+        <w:t>2 तीमुथियुस 4:20</w:t>
+      </w:r>
       <w:r>
         <w:rPr>
           <w:lang w:val="hi_IN" w:bidi="hi_IN"/>
@@ -1195,18 +973,12 @@
         </w:rPr>
         <w:t xml:space="preserve">फारस का राजा कुस्रू द्वितीय (559–530 ई.पू.) जिसने फारसी साम्राज्य की स्थापना की। उनके पिता फारस के राजा थे, जो मादियों के नियन्त्रण में एक छोटा देश था, और उनकी माता मादियों के राजा की पुत्री थीं। 549 ई.पू. में, कुस्रू ने मादियों को जीत लिया और दोनों राष्ट्रों को एकजुट किया। इसके बाद उन्होंने 547 ई.पू. में एशिया के उपद्वीप में लुदिया को जीत लिया। पूर्व की ओर बढ़ते हुए, उन्होंने पार्थिया और हिन्दुस्तान के एक हिस्से को फारसी साम्राज्य में शामिल किया। अन्ततः, 29 अक्टूबर, 539 ई.पू. को, कुस्रू ने बेबीलोन को जीत लिया और बाबुल को अपने साम्राज्य में शामिल कर लिया (देखें </w:t>
       </w:r>
-      <w:hyperlink r:id="rId48">
-        <w:r>
-          <w:rPr>
-            <w:lang w:val="hi_IN" w:bidi="hi_IN"/>
-          </w:rPr>
-          <w:rPr>
-            <w:color w:val="0000EE"/>
-            <w:u w:val="single"/>
-          </w:rPr>
-          <w:t>दानि 5:30–31</w:t>
-        </w:r>
-      </w:hyperlink>
+      <w:r>
+        <w:rPr>
+          <w:lang w:val="hi_IN" w:bidi="hi_IN"/>
+        </w:rPr>
+        <w:t>दानि 5:30–31</w:t>
+      </w:r>
       <w:r>
         <w:rPr>
           <w:lang w:val="hi_IN" w:bidi="hi_IN"/>
@@ -1227,36 +999,24 @@
         </w:rPr>
         <w:t xml:space="preserve">बेबीलोन पर विजय प्राप्त करने के बाद, कुस्रू ने एक आदेश जारी किया जिससे यहूदियों को घर लौटने और यरूशलेम में मन्दिर का पुनर्निर्माण करने की अनुमति मिली। यहूदियों से सम्बन्धित इस आदेश का उल्लेख </w:t>
       </w:r>
-      <w:hyperlink r:id="rId49">
-        <w:r>
-          <w:rPr>
-            <w:lang w:val="hi_IN" w:bidi="hi_IN"/>
-          </w:rPr>
-          <w:rPr>
-            <w:color w:val="0000EE"/>
-            <w:u w:val="single"/>
-          </w:rPr>
-          <w:t>2 इतिहास 36:22–23</w:t>
-        </w:r>
-      </w:hyperlink>
+      <w:r>
+        <w:rPr>
+          <w:lang w:val="hi_IN" w:bidi="hi_IN"/>
+        </w:rPr>
+        <w:t>2 इतिहास 36:22–23</w:t>
+      </w:r>
       <w:r>
         <w:rPr>
           <w:lang w:val="hi_IN" w:bidi="hi_IN"/>
         </w:rPr>
         <w:t xml:space="preserve"> और </w:t>
       </w:r>
-      <w:hyperlink r:id="rId50">
-        <w:r>
-          <w:rPr>
-            <w:lang w:val="hi_IN" w:bidi="hi_IN"/>
-          </w:rPr>
-          <w:rPr>
-            <w:color w:val="0000EE"/>
-            <w:u w:val="single"/>
-          </w:rPr>
-          <w:t>एज्रा 1:1–4</w:t>
-        </w:r>
-      </w:hyperlink>
+      <w:r>
+        <w:rPr>
+          <w:lang w:val="hi_IN" w:bidi="hi_IN"/>
+        </w:rPr>
+        <w:t>एज्रा 1:1–4</w:t>
+      </w:r>
       <w:r>
         <w:rPr>
           <w:lang w:val="hi_IN" w:bidi="hi_IN"/>
@@ -1277,36 +1037,24 @@
         </w:rPr>
         <w:t>यशायाह ने कुस्रू को यहूदा का भविष्य का मुक्तिदाता बताया (</w:t>
       </w:r>
-      <w:hyperlink r:id="rId51">
-        <w:r>
-          <w:rPr>
-            <w:lang w:val="hi_IN" w:bidi="hi_IN"/>
-          </w:rPr>
-          <w:rPr>
-            <w:color w:val="0000EE"/>
-            <w:u w:val="single"/>
-          </w:rPr>
-          <w:t>यशा 44:28–45:13</w:t>
-        </w:r>
-      </w:hyperlink>
+      <w:r>
+        <w:rPr>
+          <w:lang w:val="hi_IN" w:bidi="hi_IN"/>
+        </w:rPr>
+        <w:t>यशा 44:28–45:13</w:t>
+      </w:r>
       <w:r>
         <w:rPr>
           <w:lang w:val="hi_IN" w:bidi="hi_IN"/>
         </w:rPr>
         <w:t>)। यशायाह ने कुस्रू को प्रभु का अभिषिक्त कहा (</w:t>
       </w:r>
-      <w:hyperlink r:id="rId52">
-        <w:r>
-          <w:rPr>
-            <w:lang w:val="hi_IN" w:bidi="hi_IN"/>
-          </w:rPr>
-          <w:rPr>
-            <w:color w:val="0000EE"/>
-            <w:u w:val="single"/>
-          </w:rPr>
-          <w:t>यशा 45:1</w:t>
-        </w:r>
-      </w:hyperlink>
+      <w:r>
+        <w:rPr>
+          <w:lang w:val="hi_IN" w:bidi="hi_IN"/>
+        </w:rPr>
+        <w:t>यशा 45:1</w:t>
+      </w:r>
       <w:r>
         <w:rPr>
           <w:lang w:val="hi_IN" w:bidi="hi_IN"/>
@@ -1362,180 +1110,120 @@
           <w:lang w:val="hi_IN" w:bidi="hi_IN"/>
         </w:rPr>
       </w:r>
-      <w:hyperlink r:id="rId49">
-        <w:r>
-          <w:rPr>
-            <w:lang w:val="hi_IN" w:bidi="hi_IN"/>
-          </w:rPr>
-          <w:rPr>
-            <w:color w:val="0000EE"/>
-            <w:u w:val="single"/>
-          </w:rPr>
-          <w:t>2 इतिहास 36:22–23</w:t>
-        </w:r>
-      </w:hyperlink>
+      <w:r>
+        <w:rPr>
+          <w:lang w:val="hi_IN" w:bidi="hi_IN"/>
+        </w:rPr>
+        <w:t>2 इतिहास 36:22–23</w:t>
+      </w:r>
       <w:r>
         <w:rPr>
           <w:lang w:val="hi_IN" w:bidi="hi_IN"/>
         </w:rPr>
         <w:t xml:space="preserve">; </w:t>
       </w:r>
-      <w:hyperlink r:id="rId53">
-        <w:r>
-          <w:rPr>
-            <w:lang w:val="hi_IN" w:bidi="hi_IN"/>
-          </w:rPr>
-          <w:rPr>
-            <w:color w:val="0000EE"/>
-            <w:u w:val="single"/>
-          </w:rPr>
-          <w:t>एज्रा 1:1–11</w:t>
-        </w:r>
-      </w:hyperlink>
+      <w:r>
+        <w:rPr>
+          <w:lang w:val="hi_IN" w:bidi="hi_IN"/>
+        </w:rPr>
+        <w:t>एज्रा 1:1–11</w:t>
+      </w:r>
       <w:r>
         <w:rPr>
           <w:lang w:val="hi_IN" w:bidi="hi_IN"/>
         </w:rPr>
         <w:t xml:space="preserve">; </w:t>
       </w:r>
-      <w:hyperlink r:id="rId54">
-        <w:r>
-          <w:rPr>
-            <w:lang w:val="hi_IN" w:bidi="hi_IN"/>
-          </w:rPr>
-          <w:rPr>
-            <w:color w:val="0000EE"/>
-            <w:u w:val="single"/>
-          </w:rPr>
-          <w:t>3:7</w:t>
-        </w:r>
-      </w:hyperlink>
+      <w:r>
+        <w:rPr>
+          <w:lang w:val="hi_IN" w:bidi="hi_IN"/>
+        </w:rPr>
+        <w:t>3:7</w:t>
+      </w:r>
       <w:r>
         <w:rPr>
           <w:lang w:val="hi_IN" w:bidi="hi_IN"/>
         </w:rPr>
         <w:t xml:space="preserve">; </w:t>
       </w:r>
-      <w:hyperlink r:id="rId55">
-        <w:r>
-          <w:rPr>
-            <w:lang w:val="hi_IN" w:bidi="hi_IN"/>
-          </w:rPr>
-          <w:rPr>
-            <w:color w:val="0000EE"/>
-            <w:u w:val="single"/>
-          </w:rPr>
-          <w:t>4:1–5</w:t>
-        </w:r>
-      </w:hyperlink>
+      <w:r>
+        <w:rPr>
+          <w:lang w:val="hi_IN" w:bidi="hi_IN"/>
+        </w:rPr>
+        <w:t>4:1–5</w:t>
+      </w:r>
       <w:r>
         <w:rPr>
           <w:lang w:val="hi_IN" w:bidi="hi_IN"/>
         </w:rPr>
         <w:t xml:space="preserve">; </w:t>
       </w:r>
-      <w:hyperlink r:id="rId56">
-        <w:r>
-          <w:rPr>
-            <w:lang w:val="hi_IN" w:bidi="hi_IN"/>
-          </w:rPr>
-          <w:rPr>
-            <w:color w:val="0000EE"/>
-            <w:u w:val="single"/>
-          </w:rPr>
-          <w:t>5:6–17</w:t>
-        </w:r>
-      </w:hyperlink>
+      <w:r>
+        <w:rPr>
+          <w:lang w:val="hi_IN" w:bidi="hi_IN"/>
+        </w:rPr>
+        <w:t>5:6–17</w:t>
+      </w:r>
       <w:r>
         <w:rPr>
           <w:lang w:val="hi_IN" w:bidi="hi_IN"/>
         </w:rPr>
         <w:t xml:space="preserve">; </w:t>
       </w:r>
-      <w:hyperlink r:id="rId57">
-        <w:r>
-          <w:rPr>
-            <w:lang w:val="hi_IN" w:bidi="hi_IN"/>
-          </w:rPr>
-          <w:rPr>
-            <w:color w:val="0000EE"/>
-            <w:u w:val="single"/>
-          </w:rPr>
-          <w:t>6:14–15</w:t>
-        </w:r>
-      </w:hyperlink>
+      <w:r>
+        <w:rPr>
+          <w:lang w:val="hi_IN" w:bidi="hi_IN"/>
+        </w:rPr>
+        <w:t>6:14–15</w:t>
+      </w:r>
       <w:r>
         <w:rPr>
           <w:lang w:val="hi_IN" w:bidi="hi_IN"/>
         </w:rPr>
         <w:t xml:space="preserve">; </w:t>
       </w:r>
-      <w:hyperlink r:id="rId51">
-        <w:r>
-          <w:rPr>
-            <w:lang w:val="hi_IN" w:bidi="hi_IN"/>
-          </w:rPr>
-          <w:rPr>
-            <w:color w:val="0000EE"/>
-            <w:u w:val="single"/>
-          </w:rPr>
-          <w:t>यशायाह 44:28–45:13</w:t>
-        </w:r>
-      </w:hyperlink>
+      <w:r>
+        <w:rPr>
+          <w:lang w:val="hi_IN" w:bidi="hi_IN"/>
+        </w:rPr>
+        <w:t>यशायाह 44:28–45:13</w:t>
+      </w:r>
       <w:r>
         <w:rPr>
           <w:lang w:val="hi_IN" w:bidi="hi_IN"/>
         </w:rPr>
         <w:t xml:space="preserve">; </w:t>
       </w:r>
-      <w:hyperlink r:id="rId58">
-        <w:r>
-          <w:rPr>
-            <w:lang w:val="hi_IN" w:bidi="hi_IN"/>
-          </w:rPr>
-          <w:rPr>
-            <w:color w:val="0000EE"/>
-            <w:u w:val="single"/>
-          </w:rPr>
-          <w:t>48:14–16</w:t>
-        </w:r>
-      </w:hyperlink>
+      <w:r>
+        <w:rPr>
+          <w:lang w:val="hi_IN" w:bidi="hi_IN"/>
+        </w:rPr>
+        <w:t>48:14–16</w:t>
+      </w:r>
       <w:r>
         <w:rPr>
           <w:lang w:val="hi_IN" w:bidi="hi_IN"/>
         </w:rPr>
         <w:t xml:space="preserve">; </w:t>
       </w:r>
-      <w:hyperlink r:id="rId59">
-        <w:r>
-          <w:rPr>
-            <w:lang w:val="hi_IN" w:bidi="hi_IN"/>
-          </w:rPr>
-          <w:rPr>
-            <w:color w:val="0000EE"/>
-            <w:u w:val="single"/>
-          </w:rPr>
-          <w:t>दानिय्येल 6:28</w:t>
-        </w:r>
-      </w:hyperlink>
+      <w:r>
+        <w:rPr>
+          <w:lang w:val="hi_IN" w:bidi="hi_IN"/>
+        </w:rPr>
+        <w:t>दानिय्येल 6:28</w:t>
+      </w:r>
       <w:r>
         <w:rPr>
           <w:lang w:val="hi_IN" w:bidi="hi_IN"/>
         </w:rPr>
         <w:t xml:space="preserve">; </w:t>
       </w:r>
-      <w:hyperlink r:id="rId60">
-        <w:r>
-          <w:rPr>
-            <w:lang w:val="hi_IN" w:bidi="hi_IN"/>
-          </w:rPr>
-          <w:rPr>
-            <w:color w:val="0000EE"/>
-            <w:u w:val="single"/>
-          </w:rPr>
-          <w:t>10:1</w:t>
-        </w:r>
-      </w:hyperlink>
+      <w:r>
+        <w:rPr>
+          <w:lang w:val="hi_IN" w:bidi="hi_IN"/>
+        </w:rPr>
+        <w:t>10:1</w:t>
+      </w:r>
       <w:r>
         <w:rPr>
           <w:lang w:val="hi_IN" w:bidi="hi_IN"/>
